--- a/PowerBI/Penalver_Carlos_TrabajoPBI.docx
+++ b/PowerBI/Penalver_Carlos_TrabajoPBI.docx
@@ -100,6 +100,16 @@
         </w:rPr>
         <w:t>Transformaciones con Power Query</w:t>
       </w:r>
+      <w:r>
+        <w:rPr>
+          <w:b/>
+          <w:bCs/>
+          <w:sz w:val="32"/>
+          <w:szCs w:val="32"/>
+          <w:u w:val="single"/>
+        </w:rPr>
+        <w:t xml:space="preserve"> y tablas finales</w:t>
+      </w:r>
     </w:p>
     <w:p>
       <w:r>
@@ -377,7 +387,13 @@
     </w:p>
     <w:p>
       <w:r>
-        <w:t xml:space="preserve">Con esto tengo: </w:t>
+        <w:t>Con esto tengo</w:t>
+      </w:r>
+      <w:r>
+        <w:t xml:space="preserve"> las tablas</w:t>
+      </w:r>
+      <w:r>
+        <w:t xml:space="preserve">: </w:t>
       </w:r>
       <w:r>
         <w:t>DIM_Races</w:t>
@@ -440,6 +456,615 @@
         <w:t>. Lo considero suficiente.</w:t>
       </w:r>
     </w:p>
+    <w:p>
+      <w:pPr>
+        <w:rPr>
+          <w:b/>
+          <w:bCs/>
+          <w:sz w:val="32"/>
+          <w:szCs w:val="32"/>
+          <w:u w:val="single"/>
+        </w:rPr>
+      </w:pPr>
+      <w:r>
+        <w:rPr>
+          <w:b/>
+          <w:bCs/>
+          <w:sz w:val="32"/>
+          <w:szCs w:val="32"/>
+          <w:u w:val="single"/>
+        </w:rPr>
+        <w:t>Medidas DAX</w:t>
+      </w:r>
+    </w:p>
+    <w:tbl>
+      <w:tblPr>
+        <w:tblW w:w="0" w:type="auto"/>
+        <w:tblCellSpacing w:w="15" w:type="dxa"/>
+        <w:tblBorders>
+          <w:top w:val="single" w:sz="4" w:space="0" w:color="auto"/>
+          <w:left w:val="single" w:sz="4" w:space="0" w:color="auto"/>
+          <w:bottom w:val="single" w:sz="4" w:space="0" w:color="auto"/>
+          <w:right w:val="single" w:sz="4" w:space="0" w:color="auto"/>
+          <w:insideH w:val="single" w:sz="4" w:space="0" w:color="auto"/>
+          <w:insideV w:val="single" w:sz="4" w:space="0" w:color="auto"/>
+        </w:tblBorders>
+        <w:tblCellMar>
+          <w:top w:w="15" w:type="dxa"/>
+          <w:left w:w="15" w:type="dxa"/>
+          <w:bottom w:w="15" w:type="dxa"/>
+          <w:right w:w="15" w:type="dxa"/>
+        </w:tblCellMar>
+        <w:tblLook w:val="04A0" w:firstRow="1" w:lastRow="0" w:firstColumn="1" w:lastColumn="0" w:noHBand="0" w:noVBand="1"/>
+      </w:tblPr>
+      <w:tblGrid>
+        <w:gridCol w:w="2571"/>
+        <w:gridCol w:w="5923"/>
+      </w:tblGrid>
+      <w:tr>
+        <w:trPr>
+          <w:tblHeader/>
+          <w:tblCellSpacing w:w="15" w:type="dxa"/>
+        </w:trPr>
+        <w:tc>
+          <w:tcPr>
+            <w:tcW w:w="0" w:type="auto"/>
+            <w:vAlign w:val="center"/>
+            <w:hideMark/>
+          </w:tcPr>
+          <w:p>
+            <w:pPr>
+              <w:rPr>
+                <w:b/>
+                <w:bCs/>
+              </w:rPr>
+            </w:pPr>
+            <w:r>
+              <w:rPr>
+                <w:b/>
+                <w:bCs/>
+              </w:rPr>
+              <w:t>Bloque</w:t>
+            </w:r>
+          </w:p>
+        </w:tc>
+        <w:tc>
+          <w:tcPr>
+            <w:tcW w:w="0" w:type="auto"/>
+            <w:vAlign w:val="center"/>
+            <w:hideMark/>
+          </w:tcPr>
+          <w:p>
+            <w:pPr>
+              <w:rPr>
+                <w:b/>
+                <w:bCs/>
+              </w:rPr>
+            </w:pPr>
+            <w:r>
+              <w:rPr>
+                <w:b/>
+                <w:bCs/>
+              </w:rPr>
+              <w:t>Medidas</w:t>
+            </w:r>
+          </w:p>
+        </w:tc>
+      </w:tr>
+      <w:tr>
+        <w:trPr>
+          <w:tblCellSpacing w:w="15" w:type="dxa"/>
+        </w:trPr>
+        <w:tc>
+          <w:tcPr>
+            <w:tcW w:w="0" w:type="auto"/>
+            <w:vAlign w:val="center"/>
+            <w:hideMark/>
+          </w:tcPr>
+          <w:p>
+            <w:r>
+              <w:rPr>
+                <w:b/>
+                <w:bCs/>
+              </w:rPr>
+              <w:t>1. Medidas generales</w:t>
+            </w:r>
+          </w:p>
+        </w:tc>
+        <w:tc>
+          <w:tcPr>
+            <w:tcW w:w="0" w:type="auto"/>
+            <w:vAlign w:val="center"/>
+            <w:hideMark/>
+          </w:tcPr>
+          <w:p>
+            <w:r>
+              <w:t>Total Grandes Premios, Carreras Disputadas, Participaciones, Total Pilotos, Total Constructores</w:t>
+            </w:r>
+          </w:p>
+        </w:tc>
+      </w:tr>
+      <w:tr>
+        <w:trPr>
+          <w:tblCellSpacing w:w="15" w:type="dxa"/>
+        </w:trPr>
+        <w:tc>
+          <w:tcPr>
+            <w:tcW w:w="0" w:type="auto"/>
+            <w:vAlign w:val="center"/>
+            <w:hideMark/>
+          </w:tcPr>
+          <w:p>
+            <w:r>
+              <w:rPr>
+                <w:b/>
+                <w:bCs/>
+              </w:rPr>
+              <w:t>2. Puntos y resultados</w:t>
+            </w:r>
+          </w:p>
+        </w:tc>
+        <w:tc>
+          <w:tcPr>
+            <w:tcW w:w="0" w:type="auto"/>
+            <w:vAlign w:val="center"/>
+            <w:hideMark/>
+          </w:tcPr>
+          <w:p>
+            <w:r>
+              <w:t>Puntos Carrera, Puntos Sprint, Puntos Totales, Puntos por Participacion, Puntos por GP, Victorias, Podios, Vueltas Rapidas</w:t>
+            </w:r>
+          </w:p>
+        </w:tc>
+      </w:tr>
+      <w:tr>
+        <w:trPr>
+          <w:tblCellSpacing w:w="15" w:type="dxa"/>
+        </w:trPr>
+        <w:tc>
+          <w:tcPr>
+            <w:tcW w:w="0" w:type="auto"/>
+            <w:vAlign w:val="center"/>
+            <w:hideMark/>
+          </w:tcPr>
+          <w:p>
+            <w:r>
+              <w:rPr>
+                <w:b/>
+                <w:bCs/>
+              </w:rPr>
+              <w:lastRenderedPageBreak/>
+              <w:t>3. Fiabilidad y rendimiento en carrera</w:t>
+            </w:r>
+          </w:p>
+        </w:tc>
+        <w:tc>
+          <w:tcPr>
+            <w:tcW w:w="0" w:type="auto"/>
+            <w:vAlign w:val="center"/>
+            <w:hideMark/>
+          </w:tcPr>
+          <w:p>
+            <w:r>
+              <w:t>Abandonos, Tasa Abandono, Tasa Victorias, Tasa Podios, Posicion Media Salida, Posicion Media Carrera</w:t>
+            </w:r>
+          </w:p>
+        </w:tc>
+      </w:tr>
+      <w:tr>
+        <w:trPr>
+          <w:tblCellSpacing w:w="15" w:type="dxa"/>
+        </w:trPr>
+        <w:tc>
+          <w:tcPr>
+            <w:tcW w:w="0" w:type="auto"/>
+            <w:vAlign w:val="center"/>
+            <w:hideMark/>
+          </w:tcPr>
+          <w:p>
+            <w:r>
+              <w:rPr>
+                <w:b/>
+                <w:bCs/>
+              </w:rPr>
+              <w:t>4. Ganancia/pérdida de posiciones</w:t>
+            </w:r>
+          </w:p>
+        </w:tc>
+        <w:tc>
+          <w:tcPr>
+            <w:tcW w:w="0" w:type="auto"/>
+            <w:vAlign w:val="center"/>
+            <w:hideMark/>
+          </w:tcPr>
+          <w:p>
+            <w:r>
+              <w:t>Balance Posiciones, Cambio Medio Posicion, Carreras Ganando Posiciones, Carreras Perdiendo Posiciones, Carreras Misma Posicion, Tasa Gana Posiciones</w:t>
+            </w:r>
+          </w:p>
+        </w:tc>
+      </w:tr>
+      <w:tr>
+        <w:trPr>
+          <w:tblCellSpacing w:w="15" w:type="dxa"/>
+        </w:trPr>
+        <w:tc>
+          <w:tcPr>
+            <w:tcW w:w="0" w:type="auto"/>
+            <w:vAlign w:val="center"/>
+            <w:hideMark/>
+          </w:tcPr>
+          <w:p>
+            <w:r>
+              <w:rPr>
+                <w:b/>
+                <w:bCs/>
+              </w:rPr>
+              <w:t>5. Clasificación</w:t>
+            </w:r>
+          </w:p>
+        </w:tc>
+        <w:tc>
+          <w:tcPr>
+            <w:tcW w:w="0" w:type="auto"/>
+            <w:vAlign w:val="center"/>
+            <w:hideMark/>
+          </w:tcPr>
+          <w:p>
+            <w:r>
+              <w:t>Poles, Posicion Media Clasificacion, Cambio Medio Quali Carrera, Apariciones Q3, Tasa Q3</w:t>
+            </w:r>
+          </w:p>
+        </w:tc>
+      </w:tr>
+      <w:tr>
+        <w:trPr>
+          <w:tblCellSpacing w:w="15" w:type="dxa"/>
+        </w:trPr>
+        <w:tc>
+          <w:tcPr>
+            <w:tcW w:w="0" w:type="auto"/>
+            <w:vAlign w:val="center"/>
+            <w:hideMark/>
+          </w:tcPr>
+          <w:p>
+            <w:r>
+              <w:rPr>
+                <w:b/>
+                <w:bCs/>
+              </w:rPr>
+              <w:t>6. Sprint</w:t>
+            </w:r>
+          </w:p>
+        </w:tc>
+        <w:tc>
+          <w:tcPr>
+            <w:tcW w:w="0" w:type="auto"/>
+            <w:vAlign w:val="center"/>
+            <w:hideMark/>
+          </w:tcPr>
+          <w:p>
+            <w:r>
+              <w:t>Sprints Disputados, Victorias Sprint, Podios Sprint, Puntos Sprint</w:t>
+            </w:r>
+          </w:p>
+        </w:tc>
+      </w:tr>
+      <w:tr>
+        <w:trPr>
+          <w:tblCellSpacing w:w="15" w:type="dxa"/>
+        </w:trPr>
+        <w:tc>
+          <w:tcPr>
+            <w:tcW w:w="0" w:type="auto"/>
+            <w:vAlign w:val="center"/>
+            <w:hideMark/>
+          </w:tcPr>
+          <w:p>
+            <w:r>
+              <w:rPr>
+                <w:b/>
+                <w:bCs/>
+              </w:rPr>
+              <w:t>7. Pit stops</w:t>
+            </w:r>
+          </w:p>
+        </w:tc>
+        <w:tc>
+          <w:tcPr>
+            <w:tcW w:w="0" w:type="auto"/>
+            <w:vAlign w:val="center"/>
+            <w:hideMark/>
+          </w:tcPr>
+          <w:p>
+            <w:r>
+              <w:t>Total Pit Stops, Pit Stops por Participacion, Duracion Media Pit Stop, Duracion Mediana Pit Stop, Pit Stop Mas Rapido, Pit Stop Mas Lento</w:t>
+            </w:r>
+          </w:p>
+        </w:tc>
+      </w:tr>
+      <w:tr>
+        <w:trPr>
+          <w:tblCellSpacing w:w="15" w:type="dxa"/>
+        </w:trPr>
+        <w:tc>
+          <w:tcPr>
+            <w:tcW w:w="0" w:type="auto"/>
+            <w:vAlign w:val="center"/>
+            <w:hideMark/>
+          </w:tcPr>
+          <w:p>
+            <w:r>
+              <w:rPr>
+                <w:b/>
+                <w:bCs/>
+              </w:rPr>
+              <w:t>8. Ritmo y tiempos de vuelta</w:t>
+            </w:r>
+          </w:p>
+        </w:tc>
+        <w:tc>
+          <w:tcPr>
+            <w:tcW w:w="0" w:type="auto"/>
+            <w:vAlign w:val="center"/>
+            <w:hideMark/>
+          </w:tcPr>
+          <w:p>
+            <w:r>
+              <w:t>Total Vueltas Registradas, Tiempo Medio Vuelta, Mediana Tiempo Vuelta, Mejor Tiempo Vuelta, Desviacion Tiempo Vuelta, Mejor Mediana Carrera, Gap Ritmo vs Mejor, Ritmo Relativo</w:t>
+            </w:r>
+          </w:p>
+        </w:tc>
+      </w:tr>
+    </w:tbl>
+    <w:p/>
+    <w:p>
+      <w:r>
+        <w:t xml:space="preserve">Algunas </w:t>
+      </w:r>
+      <w:r>
+        <w:t>de ellas merecen una explicación:</w:t>
+      </w:r>
+    </w:p>
+    <w:p>
+      <w:pPr>
+        <w:pStyle w:val="Prrafodelista"/>
+        <w:numPr>
+          <w:ilvl w:val="0"/>
+          <w:numId w:val="2"/>
+        </w:numPr>
+      </w:pPr>
+      <w:r>
+        <w:t xml:space="preserve">Puntos totales: </w:t>
+      </w:r>
+      <w:r>
+        <w:t>Suma los puntos obtenidos en carreras y Sprints para reflejar la puntuación completa del piloto o constructor.</w:t>
+      </w:r>
+    </w:p>
+    <w:p>
+      <w:pPr>
+        <w:pStyle w:val="Prrafodelista"/>
+        <w:numPr>
+          <w:ilvl w:val="0"/>
+          <w:numId w:val="2"/>
+        </w:numPr>
+      </w:pPr>
+      <w:r>
+        <w:t>Tasa Abandono</w:t>
+      </w:r>
+      <w:r>
+        <w:t xml:space="preserve">: </w:t>
+      </w:r>
+      <w:r>
+        <w:t>Calcula el porcentaje de participaciones que terminan sin posición final válida, usando las participaciones como denominador.</w:t>
+      </w:r>
+    </w:p>
+    <w:p>
+      <w:pPr>
+        <w:pStyle w:val="Prrafodelista"/>
+        <w:numPr>
+          <w:ilvl w:val="0"/>
+          <w:numId w:val="2"/>
+        </w:numPr>
+      </w:pPr>
+      <w:r>
+        <w:t>Cambio Medio Posición</w:t>
+      </w:r>
+      <w:r>
+        <w:t xml:space="preserve">: </w:t>
+      </w:r>
+      <w:r>
+        <w:t>Mide la ganancia o pérdida media de posiciones entre la parrilla de salida y el resultado final de carrera.</w:t>
+      </w:r>
+    </w:p>
+    <w:p>
+      <w:pPr>
+        <w:pStyle w:val="Prrafodelista"/>
+        <w:numPr>
+          <w:ilvl w:val="0"/>
+          <w:numId w:val="2"/>
+        </w:numPr>
+      </w:pPr>
+      <w:r>
+        <w:t>Cambio Medio Quali Carrera</w:t>
+      </w:r>
+      <w:r>
+        <w:t xml:space="preserve">: </w:t>
+      </w:r>
+      <w:r>
+        <w:t>Compara la posición de clasificación con la posición final, relacionando FACT_Qualifying y FACT_Results mediante carrera y piloto.</w:t>
+      </w:r>
+    </w:p>
+    <w:p>
+      <w:pPr>
+        <w:pStyle w:val="Prrafodelista"/>
+        <w:numPr>
+          <w:ilvl w:val="0"/>
+          <w:numId w:val="2"/>
+        </w:numPr>
+      </w:pPr>
+      <w:r>
+        <w:t>Ritmo Relativo</w:t>
+      </w:r>
+      <w:r>
+        <w:t xml:space="preserve">: </w:t>
+      </w:r>
+      <w:r>
+        <w:t>Expresa porcentualmente la diferencia entre la mediana de vuelta de un piloto y la mejor mediana de la carrera, permitiendo comparar el ritmo relativo.</w:t>
+      </w:r>
+    </w:p>
+    <w:p/>
+    <w:p>
+      <w:pPr>
+        <w:rPr>
+          <w:b/>
+          <w:bCs/>
+          <w:sz w:val="32"/>
+          <w:szCs w:val="32"/>
+          <w:u w:val="single"/>
+        </w:rPr>
+      </w:pPr>
+      <w:r>
+        <w:rPr>
+          <w:b/>
+          <w:bCs/>
+          <w:sz w:val="32"/>
+          <w:szCs w:val="32"/>
+          <w:u w:val="single"/>
+        </w:rPr>
+        <w:t>Páginas</w:t>
+      </w:r>
+    </w:p>
+    <w:p>
+      <w:pPr>
+        <w:rPr>
+          <w:b/>
+          <w:bCs/>
+        </w:rPr>
+      </w:pPr>
+      <w:r>
+        <w:rPr>
+          <w:b/>
+          <w:bCs/>
+        </w:rPr>
+        <w:lastRenderedPageBreak/>
+        <w:t>1. Resumen Ejecutivo</w:t>
+      </w:r>
+    </w:p>
+    <w:p>
+      <w:r>
+        <w:t>Página orientada a ofrecer una visión global del rendimiento de la Fórmula 1 entre 2022 y 2025. Incluye filtros visibles de Temporada, Piloto y Constructor, junto con los KPIs de Puntos, Victorias, Podios, Poles y Tasa de abandono, rankings Top 5 de pilotos y constructores y la evolución acumulada del campeonato.</w:t>
+      </w:r>
+    </w:p>
+    <w:p>
+      <w:pPr>
+        <w:rPr>
+          <w:b/>
+          <w:bCs/>
+        </w:rPr>
+      </w:pPr>
+      <w:r>
+        <w:rPr>
+          <w:b/>
+          <w:bCs/>
+        </w:rPr>
+        <w:t>2. Evolución</w:t>
+      </w:r>
+    </w:p>
+    <w:p>
+      <w:r>
+        <w:t>Analiza cómo ha evolucionado el rendimiento de pilotos y constructores durante las temporadas 2022–2025. Incluye visualizaciones de puntos totales por temporada, variación interanual, victorias/podios y evolución del orden competitivo.</w:t>
+      </w:r>
+      <w:r>
+        <w:t xml:space="preserve"> Se usa un marcador para cambiar entre pilotos y constructores.</w:t>
+      </w:r>
+    </w:p>
+    <w:p>
+      <w:pPr>
+        <w:rPr>
+          <w:b/>
+          <w:bCs/>
+        </w:rPr>
+      </w:pPr>
+      <w:r>
+        <w:rPr>
+          <w:b/>
+          <w:bCs/>
+        </w:rPr>
+        <w:t>3. Rendimiento</w:t>
+      </w:r>
+    </w:p>
+    <w:p>
+      <w:r>
+        <w:t>Estudia la relación entre clasificación y resultado de carrera, así como la capacidad de ganar o perder posiciones y la influencia de la fiabilidad. Tiene filtros visibles de Temporada, Piloto y Constructor, KPIs como Tasa Q3, Cambio Medio Quali-Carrera, Cambio Medio de Posición y Tasa de Abandono, además de un scatter clasificación–carrera, barras divergentes por GP y análisis de motivos de abandono.</w:t>
+      </w:r>
+      <w:r>
+        <w:t xml:space="preserve"> E</w:t>
+      </w:r>
+      <w:r>
+        <w:t xml:space="preserve">n el gráfico de dispersión clasificación–carrera </w:t>
+      </w:r>
+      <w:r>
+        <w:t>hay</w:t>
+      </w:r>
+      <w:r>
+        <w:t xml:space="preserve"> un filtro a nivel de visual para excluir registros sin posiciones válidas.</w:t>
+      </w:r>
+      <w:r>
+        <w:t xml:space="preserve"> En ganancia/pérdida de posiciones se accede al detalla (Drillt</w:t>
+      </w:r>
+      <w:r>
+        <w:t>h</w:t>
+      </w:r>
+      <w:r>
+        <w:t>rough)</w:t>
+      </w:r>
+    </w:p>
+    <w:p>
+      <w:pPr>
+        <w:rPr>
+          <w:b/>
+          <w:bCs/>
+        </w:rPr>
+      </w:pPr>
+      <w:r>
+        <w:rPr>
+          <w:b/>
+          <w:bCs/>
+        </w:rPr>
+        <w:t>4. Ritmo y Estrategia</w:t>
+      </w:r>
+    </w:p>
+    <w:p>
+      <w:r>
+        <w:t>Página de análisis intrarrace que profundiza en lo que ocurre detrás del resultado final. Trabaja principalmente con FACT_LapTimes y FACT_PitStops y utiliza filtros de Temporada, Gran Premio, Piloto y Constructor, con selección de una única temporada y GP cuando es necesario. Incluye análisis de ritmo vuelta a vuelta y de pit stops.</w:t>
+      </w:r>
+    </w:p>
+    <w:p>
+      <w:pPr>
+        <w:rPr>
+          <w:b/>
+          <w:bCs/>
+        </w:rPr>
+      </w:pPr>
+      <w:r>
+        <w:rPr>
+          <w:b/>
+          <w:bCs/>
+        </w:rPr>
+        <w:t>5. Detalle GP</w:t>
+      </w:r>
+    </w:p>
+    <w:p>
+      <w:r>
+        <w:t>Es la página destinada al análisis detallado de una carrera concreta y funciona como página de drillthrough, evitando sobrecargar las páginas analíticas principales.</w:t>
+      </w:r>
+      <w:r>
+        <w:t xml:space="preserve"> Está oculta de la navegación principal.</w:t>
+      </w:r>
+    </w:p>
+    <w:p/>
+    <w:p/>
     <w:p/>
     <w:p/>
     <w:sectPr>
@@ -455,9 +1080,9 @@
 <file path=word/numbering.xml><?xml version="1.0" encoding="utf-8"?>
 <w:numbering xmlns:wpc="http://schemas.microsoft.com/office/word/2010/wordprocessingCanvas" xmlns:cx="http://schemas.microsoft.com/office/drawing/2014/chartex" xmlns:cx1="http://schemas.microsoft.com/office/drawing/2015/9/8/chartex" xmlns:cx2="http://schemas.microsoft.com/office/drawing/2015/10/21/chartex" xmlns:cx3="http://schemas.microsoft.com/office/drawing/2016/5/9/chartex" xmlns:cx4="http://schemas.microsoft.com/office/drawing/2016/5/10/chartex" xmlns:cx5="http://schemas.microsoft.com/office/drawing/2016/5/11/chartex" xmlns:cx6="http://schemas.microsoft.com/office/drawing/2016/5/12/chartex" xmlns:cx7="http://schemas.microsoft.com/office/drawing/2016/5/13/chartex" xmlns:cx8="http://schemas.microsoft.com/office/drawing/2016/5/14/chartex" xmlns:mc="http://schemas.openxmlformats.org/markup-compatibility/2006" xmlns:aink="http://schemas.microsoft.com/office/drawing/2016/ink" xmlns:am3d="http://schemas.microsoft.com/office/drawing/2017/model3d" xmlns:o="urn:schemas-microsoft-com:office:office" xmlns:oel="http://schemas.microsoft.com/office/2019/extlst" xmlns:r="http://schemas.openxmlformats.org/officeDocument/2006/relationships" xmlns:m="http://schemas.openxmlformats.org/officeDocument/2006/math" xmlns:v="urn:schemas-microsoft-com:vml" xmlns:wp14="http://schemas.microsoft.com/office/word/2010/wordprocessingDrawing" xmlns:wp="http://schemas.openxmlformats.org/drawingml/2006/wordprocessingDrawing" xmlns:w10="urn:schemas-microsoft-com:office:word" xmlns:w="http://schemas.openxmlformats.org/wordprocessingml/2006/main" xmlns:w14="http://schemas.microsoft.com/office/word/2010/wordml" xmlns:w15="http://schemas.microsoft.com/office/word/2012/wordml" xmlns:w16cex="http://schemas.microsoft.com/office/word/2018/wordml/cex" xmlns:w16cid="http://schemas.microsoft.com/office/word/2016/wordml/cid" xmlns:w16="http://schemas.microsoft.com/office/word/2018/wordml" xmlns:w16du="http://schemas.microsoft.com/office/word/2023/wordml/word16du" xmlns:w16sdtdh="http://schemas.microsoft.com/office/word/2020/wordml/sdtdatahash" xmlns:w16sdtfl="http://schemas.microsoft.com/office/word/2024/wordml/sdtformatlock" xmlns:w16se="http://schemas.microsoft.com/office/word/2015/wordml/symex" xmlns:wpg="http://schemas.microsoft.com/office/word/2010/wordprocessingGroup" xmlns:wpi="http://schemas.microsoft.com/office/word/2010/wordprocessingInk" xmlns:wne="http://schemas.microsoft.com/office/word/2006/wordml" xmlns:wps="http://schemas.microsoft.com/office/word/2010/wordprocessingShape" mc:Ignorable="w14 w15 w16se w16cid w16 w16cex w16sdtdh w16sdtfl w16du wp14">
   <w:abstractNum w:abstractNumId="0" w15:restartNumberingAfterBreak="0">
-    <w:nsid w:val="27B80223"/>
+    <w:nsid w:val="1D753FD9"/>
     <w:multiLevelType w:val="hybridMultilevel"/>
-    <w:tmpl w:val="335CB6E4"/>
+    <w:tmpl w:val="D5F49BCC"/>
     <w:lvl w:ilvl="0" w:tplc="0C0A000F">
       <w:start w:val="1"/>
       <w:numFmt w:val="decimal"/>
@@ -543,7 +1168,99 @@
       </w:pPr>
     </w:lvl>
   </w:abstractNum>
+  <w:abstractNum w:abstractNumId="1" w15:restartNumberingAfterBreak="0">
+    <w:nsid w:val="27B80223"/>
+    <w:multiLevelType w:val="hybridMultilevel"/>
+    <w:tmpl w:val="335CB6E4"/>
+    <w:lvl w:ilvl="0" w:tplc="0C0A000F">
+      <w:start w:val="1"/>
+      <w:numFmt w:val="decimal"/>
+      <w:lvlText w:val="%1."/>
+      <w:lvlJc w:val="left"/>
+      <w:pPr>
+        <w:ind w:left="720" w:hanging="360"/>
+      </w:pPr>
+      <w:rPr>
+        <w:rFonts w:hint="default"/>
+      </w:rPr>
+    </w:lvl>
+    <w:lvl w:ilvl="1" w:tplc="0C0A0019" w:tentative="1">
+      <w:start w:val="1"/>
+      <w:numFmt w:val="lowerLetter"/>
+      <w:lvlText w:val="%2."/>
+      <w:lvlJc w:val="left"/>
+      <w:pPr>
+        <w:ind w:left="1440" w:hanging="360"/>
+      </w:pPr>
+    </w:lvl>
+    <w:lvl w:ilvl="2" w:tplc="0C0A001B" w:tentative="1">
+      <w:start w:val="1"/>
+      <w:numFmt w:val="lowerRoman"/>
+      <w:lvlText w:val="%3."/>
+      <w:lvlJc w:val="right"/>
+      <w:pPr>
+        <w:ind w:left="2160" w:hanging="180"/>
+      </w:pPr>
+    </w:lvl>
+    <w:lvl w:ilvl="3" w:tplc="0C0A000F" w:tentative="1">
+      <w:start w:val="1"/>
+      <w:numFmt w:val="decimal"/>
+      <w:lvlText w:val="%4."/>
+      <w:lvlJc w:val="left"/>
+      <w:pPr>
+        <w:ind w:left="2880" w:hanging="360"/>
+      </w:pPr>
+    </w:lvl>
+    <w:lvl w:ilvl="4" w:tplc="0C0A0019" w:tentative="1">
+      <w:start w:val="1"/>
+      <w:numFmt w:val="lowerLetter"/>
+      <w:lvlText w:val="%5."/>
+      <w:lvlJc w:val="left"/>
+      <w:pPr>
+        <w:ind w:left="3600" w:hanging="360"/>
+      </w:pPr>
+    </w:lvl>
+    <w:lvl w:ilvl="5" w:tplc="0C0A001B" w:tentative="1">
+      <w:start w:val="1"/>
+      <w:numFmt w:val="lowerRoman"/>
+      <w:lvlText w:val="%6."/>
+      <w:lvlJc w:val="right"/>
+      <w:pPr>
+        <w:ind w:left="4320" w:hanging="180"/>
+      </w:pPr>
+    </w:lvl>
+    <w:lvl w:ilvl="6" w:tplc="0C0A000F" w:tentative="1">
+      <w:start w:val="1"/>
+      <w:numFmt w:val="decimal"/>
+      <w:lvlText w:val="%7."/>
+      <w:lvlJc w:val="left"/>
+      <w:pPr>
+        <w:ind w:left="5040" w:hanging="360"/>
+      </w:pPr>
+    </w:lvl>
+    <w:lvl w:ilvl="7" w:tplc="0C0A0019" w:tentative="1">
+      <w:start w:val="1"/>
+      <w:numFmt w:val="lowerLetter"/>
+      <w:lvlText w:val="%8."/>
+      <w:lvlJc w:val="left"/>
+      <w:pPr>
+        <w:ind w:left="5760" w:hanging="360"/>
+      </w:pPr>
+    </w:lvl>
+    <w:lvl w:ilvl="8" w:tplc="0C0A001B" w:tentative="1">
+      <w:start w:val="1"/>
+      <w:numFmt w:val="lowerRoman"/>
+      <w:lvlText w:val="%9."/>
+      <w:lvlJc w:val="right"/>
+      <w:pPr>
+        <w:ind w:left="6480" w:hanging="180"/>
+      </w:pPr>
+    </w:lvl>
+  </w:abstractNum>
   <w:num w:numId="1" w16cid:durableId="1017924660">
+    <w:abstractNumId w:val="1"/>
+  </w:num>
+  <w:num w:numId="2" w16cid:durableId="1391923383">
     <w:abstractNumId w:val="0"/>
   </w:num>
 </w:numbering>
